--- a/paper/submission_tables/Table3.docx
+++ b/paper/submission_tables/Table3.docx
@@ -73,24 +73,27 @@
     <w:tbl>
       <w:tblPr>
         <w:tblStyle w:val="Table"/>
-        <w:tblW w:type="auto" w:w="0"/>
+        <w:tblW w:type="dxa" w:w="8160"/>
+        <w:tblLayout w:type="fixed"/>
         <w:tblLook w:firstRow="1" w:lastRow="0" w:firstColumn="0" w:lastColumn="0" w:noHBand="0" w:noVBand="0" w:val="0020"/>
         <w:tblCaption w:val="Table 3. Satisfaction of the four required properties by existing selectivity definitions and by the candidate measure. \checkmark: satisfied (by construction, or verified empirically for the candidate). \sim: partially satisfied or satisfied under additional assumptions. \times: violated in general."/>
       </w:tblPr>
       <w:tblGrid>
-        <w:gridCol w:w="1320"/>
-        <w:gridCol w:w="1320"/>
-        <w:gridCol w:w="1320"/>
-        <w:gridCol w:w="1320"/>
-        <w:gridCol w:w="1320"/>
-        <w:gridCol w:w="1320"/>
+        <w:gridCol w:w="2640"/>
+        <w:gridCol w:w="1104"/>
+        <w:gridCol w:w="1104"/>
+        <w:gridCol w:w="1104"/>
+        <w:gridCol w:w="1104"/>
+        <w:gridCol w:w="1104"/>
       </w:tblGrid>
       <w:tr>
         <w:trPr>
           <w:tblHeader w:val="on"/>
         </w:trPr>
         <w:tc>
-          <w:tcPr/>
+          <w:tcPr>
+            <w:tcW w:type="dxa" w:w="2640"/>
+          </w:tcPr>
           <w:p>
             <w:pPr>
               <w:pStyle w:val="Compact"/>
@@ -102,7 +105,9 @@
           </w:p>
         </w:tc>
         <w:tc>
-          <w:tcPr/>
+          <w:tcPr>
+            <w:tcW w:type="dxa" w:w="1104"/>
+          </w:tcPr>
           <w:p>
             <w:pPr>
               <w:pStyle w:val="Compact"/>
@@ -114,7 +119,9 @@
           </w:p>
         </w:tc>
         <w:tc>
-          <w:tcPr/>
+          <w:tcPr>
+            <w:tcW w:type="dxa" w:w="1104"/>
+          </w:tcPr>
           <w:p>
             <w:pPr>
               <w:pStyle w:val="Compact"/>
@@ -126,7 +133,9 @@
           </w:p>
         </w:tc>
         <w:tc>
-          <w:tcPr/>
+          <w:tcPr>
+            <w:tcW w:type="dxa" w:w="1104"/>
+          </w:tcPr>
           <w:p>
             <w:pPr>
               <w:pStyle w:val="Compact"/>
@@ -138,7 +147,9 @@
           </w:p>
         </w:tc>
         <w:tc>
-          <w:tcPr/>
+          <w:tcPr>
+            <w:tcW w:type="dxa" w:w="1104"/>
+          </w:tcPr>
           <w:p>
             <w:pPr>
               <w:pStyle w:val="Compact"/>
@@ -150,7 +161,9 @@
           </w:p>
         </w:tc>
         <w:tc>
-          <w:tcPr/>
+          <w:tcPr>
+            <w:tcW w:type="dxa" w:w="1104"/>
+          </w:tcPr>
           <w:p>
             <w:pPr>
               <w:pStyle w:val="Compact"/>
@@ -164,7 +177,9 @@
       </w:tr>
       <w:tr>
         <w:tc>
-          <w:tcPr/>
+          <w:tcPr>
+            <w:tcW w:type="dxa" w:w="2640"/>
+          </w:tcPr>
           <w:p>
             <w:pPr>
               <w:pStyle w:val="Compact"/>
@@ -176,7 +191,9 @@
           </w:p>
         </w:tc>
         <w:tc>
-          <w:tcPr/>
+          <w:tcPr>
+            <w:tcW w:type="dxa" w:w="1104"/>
+          </w:tcPr>
           <w:p>
             <w:pPr>
               <w:pStyle w:val="Compact"/>
@@ -193,7 +210,9 @@
           </w:p>
         </w:tc>
         <w:tc>
-          <w:tcPr/>
+          <w:tcPr>
+            <w:tcW w:type="dxa" w:w="1104"/>
+          </w:tcPr>
           <w:p>
             <w:pPr>
               <w:pStyle w:val="Compact"/>
@@ -210,7 +229,9 @@
           </w:p>
         </w:tc>
         <w:tc>
-          <w:tcPr/>
+          <w:tcPr>
+            <w:tcW w:type="dxa" w:w="1104"/>
+          </w:tcPr>
           <w:p>
             <w:pPr>
               <w:pStyle w:val="Compact"/>
@@ -227,7 +248,9 @@
           </w:p>
         </w:tc>
         <w:tc>
-          <w:tcPr/>
+          <w:tcPr>
+            <w:tcW w:type="dxa" w:w="1104"/>
+          </w:tcPr>
           <w:p>
             <w:pPr>
               <w:pStyle w:val="Compact"/>
@@ -244,7 +267,9 @@
           </w:p>
         </w:tc>
         <w:tc>
-          <w:tcPr/>
+          <w:tcPr>
+            <w:tcW w:type="dxa" w:w="1104"/>
+          </w:tcPr>
           <w:p>
             <w:pPr>
               <w:pStyle w:val="Compact"/>
@@ -263,7 +288,9 @@
       </w:tr>
       <w:tr>
         <w:tc>
-          <w:tcPr/>
+          <w:tcPr>
+            <w:tcW w:type="dxa" w:w="2640"/>
+          </w:tcPr>
           <w:p>
             <w:pPr>
               <w:pStyle w:val="Compact"/>
@@ -275,7 +302,9 @@
           </w:p>
         </w:tc>
         <w:tc>
-          <w:tcPr/>
+          <w:tcPr>
+            <w:tcW w:type="dxa" w:w="1104"/>
+          </w:tcPr>
           <w:p>
             <w:pPr>
               <w:pStyle w:val="Compact"/>
@@ -292,7 +321,9 @@
           </w:p>
         </w:tc>
         <w:tc>
-          <w:tcPr/>
+          <w:tcPr>
+            <w:tcW w:type="dxa" w:w="1104"/>
+          </w:tcPr>
           <w:p>
             <w:pPr>
               <w:pStyle w:val="Compact"/>
@@ -309,7 +340,9 @@
           </w:p>
         </w:tc>
         <w:tc>
-          <w:tcPr/>
+          <w:tcPr>
+            <w:tcW w:type="dxa" w:w="1104"/>
+          </w:tcPr>
           <w:p>
             <w:pPr>
               <w:pStyle w:val="Compact"/>
@@ -326,7 +359,9 @@
           </w:p>
         </w:tc>
         <w:tc>
-          <w:tcPr/>
+          <w:tcPr>
+            <w:tcW w:type="dxa" w:w="1104"/>
+          </w:tcPr>
           <w:p>
             <w:pPr>
               <w:pStyle w:val="Compact"/>
@@ -343,7 +378,9 @@
           </w:p>
         </w:tc>
         <w:tc>
-          <w:tcPr/>
+          <w:tcPr>
+            <w:tcW w:type="dxa" w:w="1104"/>
+          </w:tcPr>
           <w:p>
             <w:pPr>
               <w:pStyle w:val="Compact"/>
@@ -362,7 +399,9 @@
       </w:tr>
       <w:tr>
         <w:tc>
-          <w:tcPr/>
+          <w:tcPr>
+            <w:tcW w:type="dxa" w:w="2640"/>
+          </w:tcPr>
           <w:p>
             <w:pPr>
               <w:pStyle w:val="Compact"/>
@@ -374,7 +413,9 @@
           </w:p>
         </w:tc>
         <w:tc>
-          <w:tcPr/>
+          <w:tcPr>
+            <w:tcW w:type="dxa" w:w="1104"/>
+          </w:tcPr>
           <w:p>
             <w:pPr>
               <w:pStyle w:val="Compact"/>
@@ -391,7 +432,9 @@
           </w:p>
         </w:tc>
         <w:tc>
-          <w:tcPr/>
+          <w:tcPr>
+            <w:tcW w:type="dxa" w:w="1104"/>
+          </w:tcPr>
           <w:p>
             <w:pPr>
               <w:pStyle w:val="Compact"/>
@@ -408,7 +451,9 @@
           </w:p>
         </w:tc>
         <w:tc>
-          <w:tcPr/>
+          <w:tcPr>
+            <w:tcW w:type="dxa" w:w="1104"/>
+          </w:tcPr>
           <w:p>
             <w:pPr>
               <w:pStyle w:val="Compact"/>
@@ -425,7 +470,9 @@
           </w:p>
         </w:tc>
         <w:tc>
-          <w:tcPr/>
+          <w:tcPr>
+            <w:tcW w:type="dxa" w:w="1104"/>
+          </w:tcPr>
           <w:p>
             <w:pPr>
               <w:pStyle w:val="Compact"/>
@@ -442,7 +489,9 @@
           </w:p>
         </w:tc>
         <w:tc>
-          <w:tcPr/>
+          <w:tcPr>
+            <w:tcW w:type="dxa" w:w="1104"/>
+          </w:tcPr>
           <w:p>
             <w:pPr>
               <w:pStyle w:val="Compact"/>
@@ -461,7 +510,9 @@
       </w:tr>
       <w:tr>
         <w:tc>
-          <w:tcPr/>
+          <w:tcPr>
+            <w:tcW w:type="dxa" w:w="2640"/>
+          </w:tcPr>
           <w:p>
             <w:pPr>
               <w:pStyle w:val="Compact"/>
@@ -473,7 +524,9 @@
           </w:p>
         </w:tc>
         <w:tc>
-          <w:tcPr/>
+          <w:tcPr>
+            <w:tcW w:type="dxa" w:w="1104"/>
+          </w:tcPr>
           <w:p>
             <w:pPr>
               <w:pStyle w:val="Compact"/>
@@ -490,7 +543,9 @@
           </w:p>
         </w:tc>
         <w:tc>
-          <w:tcPr/>
+          <w:tcPr>
+            <w:tcW w:type="dxa" w:w="1104"/>
+          </w:tcPr>
           <w:p>
             <w:pPr>
               <w:pStyle w:val="Compact"/>
@@ -507,7 +562,9 @@
           </w:p>
         </w:tc>
         <w:tc>
-          <w:tcPr/>
+          <w:tcPr>
+            <w:tcW w:type="dxa" w:w="1104"/>
+          </w:tcPr>
           <w:p>
             <w:pPr>
               <w:pStyle w:val="Compact"/>
@@ -524,7 +581,9 @@
           </w:p>
         </w:tc>
         <w:tc>
-          <w:tcPr/>
+          <w:tcPr>
+            <w:tcW w:type="dxa" w:w="1104"/>
+          </w:tcPr>
           <w:p>
             <w:pPr>
               <w:pStyle w:val="Compact"/>
@@ -541,7 +600,9 @@
           </w:p>
         </w:tc>
         <w:tc>
-          <w:tcPr/>
+          <w:tcPr>
+            <w:tcW w:type="dxa" w:w="1104"/>
+          </w:tcPr>
           <w:p>
             <w:pPr>
               <w:pStyle w:val="Compact"/>
